--- a/v2.0/word/功能整理_口径冻结_2026-09/学情预警系统v2_功能整理（口径冻结版）.docx
+++ b/v2.0/word/功能整理_口径冻结_2026-09/学情预警系统v2_功能整理（口径冻结版）.docx
@@ -201,7 +201,7 @@
           <w:sz w:val="21"/>
           <w:szCs w:val="21"/>
         </w:rPr>
-        <w:t xml:space="preserve">口径来源：v2.0 数据库设计（48 张表，删除知识点相关后为 47 张）、《算法流程说明》、以及四轮需求确认文档（整体分析展望 v2.0.0、最终确认、补充、教师端补充）与后续两轮问答（回答001 等）中确定的内容。</w:t>
+        <w:t xml:space="preserve">口径来源：v2.0 数据库设计（15 个脚本、60 张表，含新增的教学资源与教学活动层 14 张）、《算法流程说明》、以及四轮需求确认文档（整体分析展望 v2.0.0、最终确认、补充、教师端补充）与后续两轮问答（回答001 等）中确定的内容。</w:t>
       </w:r>
       <w:r>
         <w:rPr>
@@ -221,7 +221,7 @@
           <w:sz w:val="21"/>
           <w:szCs w:val="21"/>
         </w:rPr>
-        <w:t xml:space="preserve">；第 8 章列出的是开发细节的默认取值，已一并确认。</w:t>
+        <w:t xml:space="preserve">；我仍然拿不准的细节集中在第 8 章，供你最后过一遍。</w:t>
       </w:r>
     </w:p>
     <w:p>
@@ -20810,7 +20810,7 @@
           <w:sz w:val="32"/>
           <w:szCs w:val="32"/>
         </w:rPr>
-        <w:t xml:space="preserve">第8章　开发默认值（已确认）</w:t>
+        <w:t xml:space="preserve">第8章　待确认清单</w:t>
       </w:r>
     </w:p>
     <w:p>
@@ -20826,27 +20826,7 @@
           <w:sz w:val="21"/>
           <w:szCs w:val="21"/>
         </w:rPr>
-        <w:t xml:space="preserve">本章 12 条是开发中才会碰到的细节，</w:t>
-      </w:r>
-      <w:r>
-        <w:rPr>
-          <w:rFonts w:ascii="Times New Roman" w:eastAsia="宋体" w:hAnsi="Times New Roman"/>
-          <w:b/>
-          <w:bCs/>
-          <w:sz w:val="21"/>
-          <w:szCs w:val="21"/>
-        </w:rPr>
-        <w:t xml:space="preserve">已全部确认，按下列默认值执行</w:t>
-      </w:r>
-      <w:r>
-        <w:rPr>
-          <w:rFonts w:ascii="Times New Roman" w:eastAsia="宋体" w:hAnsi="Times New Roman"/>
-          <w:b w:val="false"/>
-          <w:bCs w:val="false"/>
-          <w:sz w:val="21"/>
-          <w:szCs w:val="21"/>
-        </w:rPr>
-        <w:t xml:space="preserve">；开发过程中如需调整，单独记录变更即可。</w:t>
+        <w:t xml:space="preserve">此前所有待确认项都已确认完毕；下面是开发中才会碰到、目前按默认处理的小细节。你不特别说明，我就按“默认处理”实现。</w:t>
       </w:r>
     </w:p>
     <w:p>
